--- a/Physics, Actually - SERIES/Volume 3/Vol 3 - Illustration and Cover Prompts.docx
+++ b/Physics, Actually - SERIES/Volume 3/Vol 3 - Illustration and Cover Prompts.docx
@@ -17,7 +17,7 @@
           <w:b w:val="0"/>
           <w:i w:val="0"/>
         </w:rPr>
-        <w:t>Reference document for generating the 17 chapter illustrations plus front and back cover, matching the house style already established and in active use for Physics Vol. 2 (see D:\My Books for Amazon\Science Books\Physics\Volume 2\Vol 2 - Pic 1..11.png and Vol 2 - Back Cover.png). Each chapter prompt is written to be pasted directly into an image generator. Series is branded “PHYSICS, ACTUALLY” on covers; “Science for Everyone” is the umbrella imprint used inside the book (Prologue page) and on sibling titles like The Quantum World.</w:t>
+        <w:t>Reference document for generating the 17 chapter illustrations plus front and back cover, matching the house style already established and in active use for Physics Vol. 2 (see D:\My Books for Amazon\Science Books\Physics\Volume 2\Vol 2 - Pic 1..11.png and Vol 2 - Back Cover.png). Each chapter prompt is written to be pasted directly into an image generator. Series is branded “PHYSICS, ACTUALLY” on covers and inside the book.</w:t>
       </w:r>
     </w:p>
     <w:p>
@@ -99,7 +99,7 @@
           <w:b w:val="0"/>
           <w:i w:val="0"/>
         </w:rPr>
-        <w:t>“Book back-cover illustration, portrait, deep navy-black background matching the front cover, with very faint low-opacity gray-blue equation watermarks scattered across it (Standard Model Lagrangian, a Lorenz-system equation, a string-theory action integral, a Bell-inequality expression). At the top, a thin pale-blue wireframe curve suggesting a phase-space attractor. Bold gold/amber centered headline, 3 lines: ‘The particles are settled. The chaos is real. And the edge of knowledge is closer than you think.’ Below it, 2–3 short white justified body paragraphs (blurb text, to be supplied). Below that, a rounded rectangle box with thin blue border, containing 3–4 rows, each a small line-art icon (an atom, a butterfly/attractor swirl, a knotted string, a mirror-loop) beside 1–2 lines of white text summarizing a section of the book. Near the bottom left, italic gold serif author-bio text: ‘Lothar J. Musiol writes the Science for Everyone series, translating the real mathematics of modern physics into stories anyone can follow — without ever talking down to the reader.’ Bottom right, an empty dashed-border rectangle reserved for a barcode. Same palette and layout family as the existing Physics Vol. 2 back cover.”</w:t>
+        <w:t>“Book back-cover illustration, portrait, deep navy-black background matching the front cover, with very faint low-opacity gray-blue equation watermarks scattered across it (Standard Model Lagrangian, a Lorenz-system equation, a string-theory action integral, a Bell-inequality expression). At the top, a thin pale-blue wireframe curve suggesting a phase-space attractor. Bold gold/amber centered headline, 3 lines: ‘The particles are settled. The chaos is real. And the edge of knowledge is closer than you think.’ Below it, 2–3 short white justified body paragraphs (blurb text, to be supplied). Below that, a rounded rectangle box with thin blue border, containing 3–4 rows, each a small line-art icon (an atom, a butterfly/attractor swirl, a knotted string, a mirror-loop) beside 1–2 lines of white text summarizing a section of the book. Near the bottom left, italic gold serif author-bio text: ‘Lothar J. Musiol writes the Physics, Actually series, translating the real mathematics of modern physics into stories anyone can follow — without ever talking down to the reader.’ Bottom right, an empty dashed-border rectangle reserved for a barcode. Same palette and layout family as the existing Physics Vol. 2 back cover.”</w:t>
       </w:r>
     </w:p>
     <w:p>

--- a/Physics, Actually - SERIES/Volume 3/Vol 3 - Illustration and Cover Prompts.docx
+++ b/Physics, Actually - SERIES/Volume 3/Vol 3 - Illustration and Cover Prompts.docx
@@ -45,7 +45,7 @@
           <w:b w:val="0"/>
           <w:i w:val="0"/>
         </w:rPr>
-        <w:t>TEMPLATE: “Full-page book illustration for a popular-physics book, portrait orientation (approx. 1024×1536 or matching page trim). Clean white background, editorial infographic style, not photorealistic. TOP THIRD: [VISUAL SCENE] — rendered as a soft painterly digital illustration in navy blue (#17365D) linework and gold/amber (#E8A33D) accent glow, with pale blue wireframe/grid elements where appropriate, subtle star-field or soft gradient background, clean and uncluttered, in the style of modern science-education infographics (think a cross between a NASA explainer graphic and a elegant textbook diagram). Below the image, two centered lines of italic serif black text (the hook): ‘[HOOK QUOTE]’. Below that, a rounded-rectangle box with a warm cream fill (#FDF2E9) and thin orange border, bold navy blue (#17365D) centered header ‘Key idea:’, followed by 2–4 sentences of bold black body text, centered: ‘[KEY IDEA]’. Below that, a rounded-rectangle box with white fill and navy blue border, bold navy centered header ‘What we’ll explore:’, followed by a left-aligned bulleted list in bold black text: [BULLETS]. At the very bottom, two centered lines of italic serif black text, no box: ‘[CLOSING QUOTE]’. No photographic human faces; silhouettes are fine. No readable logos or watermarks.”</w:t>
+        <w:t>TEMPLATE: “Full-page book illustration for a popular-physics book, portrait orientation (approx. 1024×1536 or matching page trim). Clean white background, editorial infographic style, not photorealistic. TOP THIRD: [VISUAL SCENE] — rendered as a soft painterly digital illustration in navy blue (#17365D) linework and gold/amber (#E8A33D) accent glow, with pale blue wireframe/grid elements where appropriate, subtle star-field or soft gradient background, clean and uncluttered, in the style of modern science-education infographics (think a cross between a NASA explainer graphic and an elegant textbook diagram). Below the image, two centered lines of italic serif black text (the hook): ‘[HOOK QUOTE]’. Below that, a rounded-rectangle box with a warm cream fill (#FDF2E9) and thin orange border, bold navy blue (#17365D) centered header ‘Key idea:’, followed by 2–4 sentences of bold black body text, centered: ‘[KEY IDEA]’. Below that, a rounded-rectangle box with white fill and navy blue border, bold navy centered header ‘What we’ll explore:’, followed by a left-aligned bulleted list in bold black text: [BULLETS]. At the very bottom, two centered lines of italic serif black text, no box: ‘[CLOSING QUOTE]’. No photographic human faces; silhouettes are fine. No readable logos or watermarks.”</w:t>
       </w:r>
     </w:p>
     <w:p>
